--- a/docs/eclandpy_liaise_report.docx
+++ b/docs/eclandpy_liaise_report.docx
@@ -34,7 +34,7 @@
         <w:rPr>
           <w:i w:val="0"/>
         </w:rPr>
-        <w:t>We ran the full LIAISE land–river chain entirely in Python: eclandpy — a GT4Py port of ecLand with cy50r1 physics, executed on one NVIDIA A100 — for the land surface over 37 years (1988–2024) on the 16×23 LIAISE grid, and CaMa-Flood-GPU (Kang, Yin &amp; Yamazaki 2026) for river routing. Against the Fortran ecLand CY50R1 control run with identical forcing and ancillaries, surface temperature is indistinguishable (+0.05 °C, r = 0.99 over 37 years), evapotranspiration is 2 % low, and total runoff 21 % low — the one substantive physics gap, traced to a regionally coherent deep-soil-moisture divergence that domain means hide. Routed to the six GRDC gauges of the domain, the Python chain scores marginally better than the Fortran chain (median KGE −0.135 vs −0.155, r 0.45 vs 0.34, ahead in 15 of 25 station-years). The year-by-year restart mechanism built for eclandpy reproduces the Fortran restart state after ten chained years to within 0.1 K in soil temperature and 1–2 % in soil moisture. On this small domain the GPU is 2.9× faster than one CPU core but still ~4× slower than Fortran on four cores: 368 columns cannot fill an A100, so the port pays off at scale.</w:t>
+        <w:t>We ran the full LIAISE land–river chain entirely in Python: eclandpy — a GT4Py port of ecLand with cy50r1 physics, executed on one NVIDIA A100 — for the land surface over 37 years (1988–2024) on the 16×23 LIAISE grid, and CaMa-Flood-GPU (Kang, Yin &amp; Yamazaki 2026) for river routing. Against the Fortran ecLand CY50R1 control run with identical forcing and ancillaries, surface temperature is indistinguishable (+0.05 °C, r = 0.99 over 37 years), evapotranspiration is 2 % low, and total runoff 21 % low — the one substantive physics gap, traced to a regionally coherent deep-soil-moisture divergence that domain means hide. Routed to the six GRDC gauges of the domain, the Python chain scores marginally better than the Fortran chain (median KGE −0.135 vs −0.155, r 0.45 vs 0.34, ahead in 15 of 25 station-years). The year-by-year restart mechanism built for eclandpy reproduces the Fortran restart state after ten chained years to within 0.1 K in soil temperature and 1–2 % in soil moisture. On this small domain one CPU core (24 ms per step, after C. Kühnlein's September merge) is faster than the A100 (32 ms), and both are 3–4× slower than Fortran on four threads (8.8 ms): 368 columns cannot fill a GPU, so the port pays off at scale.</w:t>
       </w:r>
     </w:p>
     <w:p>
@@ -202,6 +202,22 @@
       </w:pPr>
       <w:r>
         <w:t>Sign conventions cost real effort: Qsb is a negative soil-column loss, so total runoff is −(Qs+Qsb); Qs−Qsb double-counts surface runoff and passed every plausibility check until compared with Fortran discharge.</w:t>
+      </w:r>
+    </w:p>
+    <w:p>
+      <w:pPr>
+        <w:pStyle w:val="ListBullet"/>
+      </w:pPr>
+      <w:r>
+        <w:t>Benchmark on one code version: the CPU and GPU runs straddled the ecland-porting main merge, which made the CPU path 4× faster, and the first performance comparison credited that to the GPU. Re-timed on the current code: 24 ms/step on one core, 32 ms on an A100, 8.8 ms for Fortran on four threads.</w:t>
+      </w:r>
+    </w:p>
+    <w:p>
+      <w:pPr>
+        <w:pStyle w:val="ListBullet"/>
+      </w:pPr>
+      <w:r>
+        <w:t>Output files inherit HDF5's one-record-per-chunk default; time-chunking the writers (as ecLand's own offline driver now does) makes point-site files 5× smaller and time-series reads 45× faster at no change in values.</w:t>
       </w:r>
     </w:p>
     <w:p>
@@ -1287,7 +1303,7 @@
               <w:rPr>
                 <w:sz w:val="19"/>
               </w:rPr>
-              <w:t>per year</w:t>
+              <w:t>per step</w:t>
             </w:r>
           </w:p>
         </w:tc>
@@ -1303,7 +1319,7 @@
               <w:rPr>
                 <w:sz w:val="19"/>
               </w:rPr>
-              <w:t>per step</w:t>
+              <w:t>per year</w:t>
             </w:r>
           </w:p>
         </w:tc>
@@ -1334,7 +1350,7 @@
               <w:rPr>
                 <w:sz w:val="19"/>
               </w:rPr>
-              <w:t>Fortran ecLand CY50R1, 1 node, 4 OpenMP threads</w:t>
+              <w:t>Fortran ecLand CY50R1, 4 OpenMP threads</w:t>
             </w:r>
           </w:p>
         </w:tc>
@@ -1350,7 +1366,7 @@
               <w:rPr>
                 <w:sz w:val="19"/>
               </w:rPr>
-              <w:t>2.56 min</w:t>
+              <w:t>8.8 ms</w:t>
             </w:r>
           </w:p>
         </w:tc>
@@ -1366,7 +1382,7 @@
               <w:rPr>
                 <w:sz w:val="19"/>
               </w:rPr>
-              <w:t>~8.8 ms</w:t>
+              <w:t>2.6 min</w:t>
             </w:r>
           </w:p>
         </w:tc>
@@ -1397,7 +1413,86 @@
               <w:rPr>
                 <w:sz w:val="19"/>
               </w:rPr>
-              <w:t>eclandpy, gt:cpu_kfirst, 1 CPU core</w:t>
+              <w:t>eclandpy gt:cpu_kfirst, 1 core — current code</w:t>
+            </w:r>
+          </w:p>
+        </w:tc>
+        <w:tc>
+          <w:tcPr>
+            <w:tcW w:type="dxa" w:w="2436"/>
+          </w:tcPr>
+          <w:p>
+            <w:pPr>
+              <w:jc w:val="right"/>
+            </w:pPr>
+            <w:r>
+              <w:rPr>
+                <w:sz w:val="19"/>
+              </w:rPr>
+              <w:t>24 ms</w:t>
+            </w:r>
+          </w:p>
+        </w:tc>
+        <w:tc>
+          <w:tcPr>
+            <w:tcW w:type="dxa" w:w="2436"/>
+          </w:tcPr>
+          <w:p>
+            <w:pPr>
+              <w:jc w:val="right"/>
+            </w:pPr>
+            <w:r>
+              <w:rPr>
+                <w:sz w:val="19"/>
+              </w:rPr>
+              <w:t>≈7 min</w:t>
+            </w:r>
+          </w:p>
+        </w:tc>
+        <w:tc>
+          <w:tcPr>
+            <w:tcW w:type="dxa" w:w="2436"/>
+          </w:tcPr>
+          <w:p>
+            <w:pPr>
+              <w:jc w:val="right"/>
+            </w:pPr>
+            <w:r>
+              <w:rPr>
+                <w:sz w:val="19"/>
+              </w:rPr>
+              <w:t>≈4.3 h (projected)</w:t>
+            </w:r>
+          </w:p>
+        </w:tc>
+      </w:tr>
+      <w:tr>
+        <w:tc>
+          <w:tcPr>
+            <w:tcW w:type="dxa" w:w="2436"/>
+          </w:tcPr>
+          <w:p>
+            <w:r>
+              <w:rPr>
+                <w:sz w:val="19"/>
+              </w:rPr>
+              <w:t>eclandpy gt:cpu_kfirst, 1 core — as run (pre-merge code)</w:t>
+            </w:r>
+          </w:p>
+        </w:tc>
+        <w:tc>
+          <w:tcPr>
+            <w:tcW w:type="dxa" w:w="2436"/>
+          </w:tcPr>
+          <w:p>
+            <w:pPr>
+              <w:jc w:val="right"/>
+            </w:pPr>
+            <w:r>
+              <w:rPr>
+                <w:sz w:val="19"/>
+              </w:rPr>
+              <w:t>104 ms</w:t>
             </w:r>
           </w:p>
         </w:tc>
@@ -1429,7 +1524,22 @@
               <w:rPr>
                 <w:sz w:val="19"/>
               </w:rPr>
-              <w:t>~109 ms</w:t>
+              <w:t>13.7 h for 27 yr (measured)</w:t>
+            </w:r>
+          </w:p>
+        </w:tc>
+      </w:tr>
+      <w:tr>
+        <w:tc>
+          <w:tcPr>
+            <w:tcW w:type="dxa" w:w="2436"/>
+          </w:tcPr>
+          <w:p>
+            <w:r>
+              <w:rPr>
+                <w:sz w:val="19"/>
+              </w:rPr>
+              <w:t>eclandpy gt:gpu, 1× A100 (physics / with recorders)</w:t>
             </w:r>
           </w:p>
         </w:tc>
@@ -1445,22 +1555,7 @@
               <w:rPr>
                 <w:sz w:val="19"/>
               </w:rPr>
-              <w:t>~19 h</w:t>
-            </w:r>
-          </w:p>
-        </w:tc>
-      </w:tr>
-      <w:tr>
-        <w:tc>
-          <w:tcPr>
-            <w:tcW w:type="dxa" w:w="2436"/>
-          </w:tcPr>
-          <w:p>
-            <w:r>
-              <w:rPr>
-                <w:sz w:val="19"/>
-              </w:rPr>
-              <w:t>eclandpy, gt:gpu, 1× NVIDIA A100</w:t>
+              <w:t>32 / 37 ms</w:t>
             </w:r>
           </w:p>
         </w:tc>
@@ -1476,7 +1571,7 @@
               <w:rPr>
                 <w:sz w:val="19"/>
               </w:rPr>
-              <w:t>10.6 min</w:t>
+              <w:t>10.8 min</w:t>
             </w:r>
           </w:p>
         </w:tc>
@@ -1492,23 +1587,7 @@
               <w:rPr>
                 <w:sz w:val="19"/>
               </w:rPr>
-              <w:t>31 ms</w:t>
-            </w:r>
-          </w:p>
-        </w:tc>
-        <w:tc>
-          <w:tcPr>
-            <w:tcW w:type="dxa" w:w="2436"/>
-          </w:tcPr>
-          <w:p>
-            <w:pPr>
-              <w:jc w:val="right"/>
-            </w:pPr>
-            <w:r>
-              <w:rPr>
-                <w:sz w:val="19"/>
-              </w:rPr>
-              <w:t>6.5 h (measured, incl. resume)</w:t>
+              <w:t>6.7 h (measured)</w:t>
             </w:r>
           </w:p>
         </w:tc>
@@ -1517,9 +1596,18 @@
     <w:p/>
     <w:p>
       <w:r>
+        <w:rPr>
+          <w:i w:val="0"/>
+          <w:sz w:val="19"/>
+        </w:rPr>
+        <w:t>Per 30-minute step, 17,520 steps per year. The archived CPU run used ecland-porting before C. Kühnlein's main merge (29e6152, 14 Sep 2026: run_frozen, storage cache), which made the CPU path 4× faster; the "2.9× GPU speed-up" reported in the first version of this document compared across those two code versions and was wrong. Measured with eclandpy_bridge/profile_liaise_step.py on three EPYC-7742 nodes and one A100, flat over 3000 steps.</w:t>
+      </w:r>
+    </w:p>
+    <w:p>
+      <w:r>
         <w:drawing>
           <wp:inline xmlns:a="http://schemas.openxmlformats.org/drawingml/2006/main" xmlns:pic="http://schemas.openxmlformats.org/drawingml/2006/picture">
-            <wp:extent cx="4320000" cy="1974857"/>
+            <wp:extent cx="4320000" cy="2082857"/>
             <wp:docPr id="4" name="Picture 4"/>
             <wp:cNvGraphicFramePr>
               <a:graphicFrameLocks noChangeAspect="1"/>
@@ -1540,7 +1628,7 @@
                   <pic:spPr>
                     <a:xfrm>
                       <a:off x="0" y="0"/>
-                      <a:ext cx="4320000" cy="1974857"/>
+                      <a:ext cx="4320000" cy="2082857"/>
                     </a:xfrm>
                     <a:prstGeom prst="rect"/>
                   </pic:spPr>
